--- a/文件/初審前/複審簡報.docx
+++ b/文件/初審前/複審簡報.docx
@@ -165,19 +165,11 @@
         </w:rPr>
         <w:t>像</w:t>
       </w:r>
-      <w:proofErr w:type="spellStart"/>
-      <w:r>
-        <w:rPr>
-          <w:rFonts w:hint="eastAsia"/>
-        </w:rPr>
-        <w:t>pinterest,Dcard</w:t>
-      </w:r>
-      <w:proofErr w:type="spellEnd"/>
-      <w:r>
-        <w:rPr>
-          <w:rFonts w:hint="eastAsia"/>
-        </w:rPr>
-        <w:t>))</w:t>
+      <w:r>
+        <w:rPr>
+          <w:rFonts w:hint="eastAsia"/>
+        </w:rPr>
+        <w:t>pinterest,Dcard))</w:t>
       </w:r>
     </w:p>
     <w:p>
@@ -222,21 +214,7 @@
         <w:rPr>
           <w:rFonts w:hint="eastAsia"/>
         </w:rPr>
-        <w:t>這部分</w:t>
-      </w:r>
-      <w:proofErr w:type="gramStart"/>
-      <w:r>
-        <w:rPr>
-          <w:rFonts w:hint="eastAsia"/>
-        </w:rPr>
-        <w:t>可切幾</w:t>
-      </w:r>
-      <w:proofErr w:type="gramEnd"/>
-      <w:r>
-        <w:rPr>
-          <w:rFonts w:hint="eastAsia"/>
-        </w:rPr>
-        <w:t>個人報告但不要全都</w:t>
+        <w:t>這部分可切幾個人報告但不要全都</w:t>
       </w:r>
       <w:r>
         <w:rPr>
@@ -364,21 +342,7 @@
         <w:rPr>
           <w:rFonts w:hint="eastAsia"/>
         </w:rPr>
-        <w:t>因應簡報時間調整，原「系統特色」章節整</w:t>
-      </w:r>
-      <w:proofErr w:type="gramStart"/>
-      <w:r>
-        <w:rPr>
-          <w:rFonts w:hint="eastAsia"/>
-        </w:rPr>
-        <w:t>併</w:t>
-      </w:r>
-      <w:proofErr w:type="gramEnd"/>
-      <w:r>
-        <w:rPr>
-          <w:rFonts w:hint="eastAsia"/>
-        </w:rPr>
-        <w:t>至「系統展示」，</w:t>
+        <w:t>因應簡報時間調整，原「系統特色」章節整併至「系統展示」，</w:t>
       </w:r>
       <w:r>
         <w:rPr>
@@ -467,11 +431,63 @@
     </w:p>
     <w:p/>
     <w:p>
-      <w:pPr>
-        <w:rPr>
-          <w:rFonts w:hint="eastAsia"/>
-        </w:rPr>
-      </w:pPr>
+      <w:r>
+        <w:rPr>
+          <w:rFonts w:hint="eastAsia"/>
+        </w:rPr>
+        <w:t>背景與動機</w:t>
+      </w:r>
+    </w:p>
+    <w:p>
+      <w:r>
+        <w:rPr>
+          <w:rFonts w:hint="eastAsia"/>
+        </w:rPr>
+        <w:t>系統架構</w:t>
+      </w:r>
+    </w:p>
+    <w:p>
+      <w:r>
+        <w:rPr>
+          <w:rFonts w:hint="eastAsia"/>
+        </w:rPr>
+        <w:t>SWOT</w:t>
+      </w:r>
+      <w:r>
+        <w:rPr>
+          <w:rFonts w:hint="eastAsia"/>
+        </w:rPr>
+        <w:t>分析</w:t>
+      </w:r>
+    </w:p>
+    <w:p>
+      <w:r>
+        <w:rPr>
+          <w:rFonts w:hint="eastAsia"/>
+        </w:rPr>
+        <w:t>系統比較與特色</w:t>
+      </w:r>
+    </w:p>
+    <w:p>
+      <w:r>
+        <w:rPr>
+          <w:rFonts w:hint="eastAsia"/>
+        </w:rPr>
+        <w:t>系統展示</w:t>
+      </w:r>
+    </w:p>
+    <w:p>
+      <w:pPr>
+        <w:rPr>
+          <w:rFonts w:hint="eastAsia"/>
+        </w:rPr>
+      </w:pPr>
+      <w:r>
+        <w:rPr>
+          <w:rFonts w:hint="eastAsia"/>
+        </w:rPr>
+        <w:t>未來展望</w:t>
+      </w:r>
     </w:p>
     <w:sectPr>
       <w:pgSz w:w="11906" w:h="16838"/>

--- a/文件/初審前/複審簡報.docx
+++ b/文件/初審前/複審簡報.docx
@@ -165,11 +165,19 @@
         </w:rPr>
         <w:t>像</w:t>
       </w:r>
-      <w:r>
-        <w:rPr>
-          <w:rFonts w:hint="eastAsia"/>
-        </w:rPr>
-        <w:t>pinterest,Dcard))</w:t>
+      <w:proofErr w:type="spellStart"/>
+      <w:r>
+        <w:rPr>
+          <w:rFonts w:hint="eastAsia"/>
+        </w:rPr>
+        <w:t>pinterest,Dcard</w:t>
+      </w:r>
+      <w:proofErr w:type="spellEnd"/>
+      <w:r>
+        <w:rPr>
+          <w:rFonts w:hint="eastAsia"/>
+        </w:rPr>
+        <w:t>))</w:t>
       </w:r>
     </w:p>
     <w:p>
@@ -214,7 +222,21 @@
         <w:rPr>
           <w:rFonts w:hint="eastAsia"/>
         </w:rPr>
-        <w:t>這部分可切幾個人報告但不要全都</w:t>
+        <w:t>這部分</w:t>
+      </w:r>
+      <w:proofErr w:type="gramStart"/>
+      <w:r>
+        <w:rPr>
+          <w:rFonts w:hint="eastAsia"/>
+        </w:rPr>
+        <w:t>可切幾</w:t>
+      </w:r>
+      <w:proofErr w:type="gramEnd"/>
+      <w:r>
+        <w:rPr>
+          <w:rFonts w:hint="eastAsia"/>
+        </w:rPr>
+        <w:t>個人報告但不要全都</w:t>
       </w:r>
       <w:r>
         <w:rPr>
@@ -342,7 +364,21 @@
         <w:rPr>
           <w:rFonts w:hint="eastAsia"/>
         </w:rPr>
-        <w:t>因應簡報時間調整，原「系統特色」章節整併至「系統展示」，</w:t>
+        <w:t>因應簡報時間調整，原「系統特色」章節整</w:t>
+      </w:r>
+      <w:proofErr w:type="gramStart"/>
+      <w:r>
+        <w:rPr>
+          <w:rFonts w:hint="eastAsia"/>
+        </w:rPr>
+        <w:t>併</w:t>
+      </w:r>
+      <w:proofErr w:type="gramEnd"/>
+      <w:r>
+        <w:rPr>
+          <w:rFonts w:hint="eastAsia"/>
+        </w:rPr>
+        <w:t>至「系統展示」，</w:t>
       </w:r>
       <w:r>
         <w:rPr>
@@ -477,6 +513,125 @@
       </w:r>
     </w:p>
     <w:p>
+      <w:r>
+        <w:rPr>
+          <w:rFonts w:hint="eastAsia"/>
+        </w:rPr>
+        <w:t>未來展望</w:t>
+      </w:r>
+    </w:p>
+    <w:p/>
+    <w:p>
+      <w:r>
+        <w:rPr>
+          <w:rFonts w:hint="eastAsia"/>
+        </w:rPr>
+        <w:t>前言</w:t>
+      </w:r>
+      <w:r>
+        <w:rPr>
+          <w:rFonts w:hint="eastAsia"/>
+        </w:rPr>
+        <w:t>(</w:t>
+      </w:r>
+      <w:r>
+        <w:rPr>
+          <w:rFonts w:hint="eastAsia"/>
+        </w:rPr>
+        <w:t>背景、動機、系統目的、預期成果</w:t>
+      </w:r>
+      <w:r>
+        <w:rPr>
+          <w:rFonts w:hint="eastAsia"/>
+        </w:rPr>
+        <w:t>)</w:t>
+      </w:r>
+    </w:p>
+    <w:p>
+      <w:r>
+        <w:rPr>
+          <w:rFonts w:hint="eastAsia"/>
+        </w:rPr>
+        <w:t>營運計畫</w:t>
+      </w:r>
+      <w:r>
+        <w:rPr>
+          <w:rFonts w:hint="eastAsia"/>
+        </w:rPr>
+        <w:t>(</w:t>
+      </w:r>
+      <w:r>
+        <w:rPr>
+          <w:rFonts w:hint="eastAsia"/>
+        </w:rPr>
+        <w:t>商業模式、</w:t>
+      </w:r>
+      <w:r>
+        <w:rPr>
+          <w:rFonts w:hint="eastAsia"/>
+        </w:rPr>
+        <w:t>SWOT</w:t>
+      </w:r>
+      <w:r>
+        <w:rPr>
+          <w:rFonts w:hint="eastAsia"/>
+        </w:rPr>
+        <w:t>分析</w:t>
+      </w:r>
+      <w:r>
+        <w:rPr>
+          <w:rFonts w:hint="eastAsia"/>
+        </w:rPr>
+        <w:t>)(</w:t>
+      </w:r>
+      <w:r>
+        <w:rPr>
+          <w:rFonts w:hint="eastAsia"/>
+        </w:rPr>
+        <w:t>商業模式是那個長方形很多格的那個</w:t>
+      </w:r>
+      <w:r>
+        <w:rPr>
+          <w:rFonts w:hint="eastAsia"/>
+        </w:rPr>
+        <w:t>)</w:t>
+      </w:r>
+    </w:p>
+    <w:p>
+      <w:r>
+        <w:rPr>
+          <w:rFonts w:hint="eastAsia"/>
+        </w:rPr>
+        <w:t>系統介紹</w:t>
+      </w:r>
+      <w:r>
+        <w:rPr>
+          <w:rFonts w:hint="eastAsia"/>
+        </w:rPr>
+        <w:t>(</w:t>
+      </w:r>
+      <w:r>
+        <w:rPr>
+          <w:rFonts w:hint="eastAsia"/>
+        </w:rPr>
+        <w:t>就是其他組的系統展示</w:t>
+      </w:r>
+      <w:r>
+        <w:rPr>
+          <w:rFonts w:hint="eastAsia"/>
+        </w:rPr>
+        <w:t>)</w:t>
+      </w:r>
+    </w:p>
+    <w:p>
+      <w:r>
+        <w:rPr>
+          <w:rFonts w:hint="eastAsia"/>
+        </w:rPr>
+        <w:t>未來展望</w:t>
+      </w:r>
+    </w:p>
+    <w:p>
       <w:pPr>
         <w:rPr>
           <w:rFonts w:hint="eastAsia"/>
@@ -486,7 +641,45 @@
         <w:rPr>
           <w:rFonts w:hint="eastAsia"/>
         </w:rPr>
-        <w:t>未來展望</w:t>
+        <w:t>(</w:t>
+      </w:r>
+      <w:r>
+        <w:rPr>
+          <w:rFonts w:hint="eastAsia"/>
+        </w:rPr>
+        <w:t>如果放</w:t>
+      </w:r>
+      <w:proofErr w:type="spellStart"/>
+      <w:r>
+        <w:rPr>
+          <w:rFonts w:hint="eastAsia"/>
+        </w:rPr>
+        <w:t>github</w:t>
+      </w:r>
+      <w:proofErr w:type="spellEnd"/>
+      <w:r>
+        <w:rPr>
+          <w:rFonts w:hint="eastAsia"/>
+        </w:rPr>
+        <w:t>紀錄的話</w:t>
+      </w:r>
+      <w:r>
+        <w:rPr>
+          <w:rFonts w:hint="eastAsia"/>
+        </w:rPr>
+        <w:t xml:space="preserve"> </w:t>
+      </w:r>
+      <w:r>
+        <w:rPr>
+          <w:rFonts w:hint="eastAsia"/>
+        </w:rPr>
+        <w:t>就要詳細到每個人的</w:t>
+      </w:r>
+      <w:r>
+        <w:rPr>
+          <w:rFonts w:hint="eastAsia"/>
+        </w:rPr>
+        <w:t>)</w:t>
       </w:r>
     </w:p>
     <w:sectPr>

--- a/文件/初審前/複審簡報.docx
+++ b/文件/初審前/複審簡報.docx
@@ -21,11 +21,6 @@
       </w:hyperlink>
     </w:p>
     <w:p>
-      <w:pPr>
-        <w:rPr>
-          <w:rFonts w:hint="eastAsia"/>
-        </w:rPr>
-      </w:pPr>
       <w:r>
         <w:rPr>
           <w:rFonts w:hint="eastAsia"/>
@@ -44,9 +39,6 @@
         <w:pBdr>
           <w:bottom w:val="single" w:sz="6" w:space="1" w:color="auto"/>
         </w:pBdr>
-        <w:rPr>
-          <w:rFonts w:hint="eastAsia"/>
-        </w:rPr>
       </w:pPr>
     </w:p>
     <w:p>
@@ -58,11 +50,6 @@
       </w:r>
     </w:p>
     <w:p>
-      <w:pPr>
-        <w:rPr>
-          <w:rFonts w:hint="eastAsia"/>
-        </w:rPr>
-      </w:pPr>
       <w:r>
         <w:rPr>
           <w:rFonts w:hint="eastAsia"/>
@@ -71,11 +58,6 @@
       </w:r>
     </w:p>
     <w:p>
-      <w:pPr>
-        <w:rPr>
-          <w:rFonts w:hint="eastAsia"/>
-        </w:rPr>
-      </w:pPr>
       <w:r>
         <w:rPr>
           <w:rFonts w:hint="eastAsia"/>
@@ -86,9 +68,6 @@
     <w:p>
       <w:pPr>
         <w:ind w:firstLine="480"/>
-        <w:rPr>
-          <w:rFonts w:hint="eastAsia"/>
-        </w:rPr>
       </w:pPr>
       <w:r>
         <w:rPr>
@@ -122,11 +101,6 @@
       </w:r>
     </w:p>
     <w:p>
-      <w:pPr>
-        <w:rPr>
-          <w:rFonts w:hint="eastAsia"/>
-        </w:rPr>
-      </w:pPr>
       <w:r>
         <w:rPr>
           <w:rFonts w:hint="eastAsia"/>
@@ -137,9 +111,6 @@
     <w:p>
       <w:pPr>
         <w:ind w:firstLine="480"/>
-        <w:rPr>
-          <w:rFonts w:hint="eastAsia"/>
-        </w:rPr>
       </w:pPr>
       <w:r>
         <w:rPr>
@@ -181,11 +152,6 @@
       </w:r>
     </w:p>
     <w:p>
-      <w:pPr>
-        <w:rPr>
-          <w:rFonts w:hint="eastAsia"/>
-        </w:rPr>
-      </w:pPr>
       <w:r>
         <w:rPr>
           <w:rFonts w:hint="eastAsia"/>
@@ -196,9 +162,6 @@
     <w:p>
       <w:pPr>
         <w:ind w:firstLine="480"/>
-        <w:rPr>
-          <w:rFonts w:hint="eastAsia"/>
-        </w:rPr>
       </w:pPr>
       <w:r>
         <w:rPr>
@@ -236,19 +199,7 @@
         <w:rPr>
           <w:rFonts w:hint="eastAsia"/>
         </w:rPr>
-        <w:t>個人報告但不要全都</w:t>
-      </w:r>
-      <w:r>
-        <w:rPr>
-          <w:rFonts w:hint="eastAsia"/>
-        </w:rPr>
-        <w:t>人</w:t>
-      </w:r>
-      <w:r>
-        <w:rPr>
-          <w:rFonts w:hint="eastAsia"/>
-        </w:rPr>
-        <w:t>報告</w:t>
+        <w:t>個人報告但不要全都人報告</w:t>
       </w:r>
       <w:r>
         <w:rPr>
@@ -258,11 +209,6 @@
       </w:r>
     </w:p>
     <w:p>
-      <w:pPr>
-        <w:rPr>
-          <w:rFonts w:hint="eastAsia"/>
-        </w:rPr>
-      </w:pPr>
       <w:r>
         <w:rPr>
           <w:rFonts w:hint="eastAsia"/>
@@ -273,9 +219,6 @@
     <w:p>
       <w:pPr>
         <w:ind w:firstLine="480"/>
-        <w:rPr>
-          <w:rFonts w:hint="eastAsia"/>
-        </w:rPr>
       </w:pPr>
       <w:r>
         <w:rPr>
@@ -302,19 +245,8 @@
         <w:t>像是商家營業時間的問題可以直接寫「已修正、已完善」</w:t>
       </w:r>
     </w:p>
-    <w:p>
-      <w:pPr>
-        <w:rPr>
-          <w:rFonts w:hint="eastAsia"/>
-        </w:rPr>
-      </w:pPr>
-    </w:p>
-    <w:p>
-      <w:pPr>
-        <w:rPr>
-          <w:rFonts w:hint="eastAsia"/>
-        </w:rPr>
-      </w:pPr>
+    <w:p/>
+    <w:p>
       <w:r>
         <w:rPr>
           <w:rFonts w:hint="eastAsia"/>
@@ -323,11 +255,6 @@
       </w:r>
     </w:p>
     <w:p>
-      <w:pPr>
-        <w:rPr>
-          <w:rFonts w:hint="eastAsia"/>
-        </w:rPr>
-      </w:pPr>
       <w:r>
         <w:rPr>
           <w:rFonts w:hint="eastAsia"/>
@@ -338,9 +265,6 @@
     <w:p>
       <w:pPr>
         <w:ind w:firstLine="480"/>
-        <w:rPr>
-          <w:rFonts w:hint="eastAsia"/>
-        </w:rPr>
       </w:pPr>
       <w:r>
         <w:rPr>
@@ -402,9 +326,6 @@
     <w:p>
       <w:pPr>
         <w:ind w:firstLine="480"/>
-        <w:rPr>
-          <w:rFonts w:hint="eastAsia"/>
-        </w:rPr>
       </w:pPr>
       <w:r>
         <w:rPr>
@@ -426,11 +347,6 @@
       </w:r>
     </w:p>
     <w:p>
-      <w:pPr>
-        <w:rPr>
-          <w:rFonts w:hint="eastAsia"/>
-        </w:rPr>
-      </w:pPr>
       <w:r>
         <w:rPr>
           <w:rFonts w:hint="eastAsia"/>
@@ -441,9 +357,6 @@
     <w:p>
       <w:pPr>
         <w:ind w:firstLine="480"/>
-        <w:rPr>
-          <w:rFonts w:hint="eastAsia"/>
-        </w:rPr>
       </w:pPr>
       <w:r>
         <w:rPr>
@@ -632,54 +545,189 @@
       </w:r>
     </w:p>
     <w:p>
+      <w:r>
+        <w:rPr>
+          <w:rFonts w:hint="eastAsia"/>
+        </w:rPr>
+        <w:t>(</w:t>
+      </w:r>
+      <w:r>
+        <w:rPr>
+          <w:rFonts w:hint="eastAsia"/>
+        </w:rPr>
+        <w:t>如果放</w:t>
+      </w:r>
+      <w:proofErr w:type="spellStart"/>
+      <w:r>
+        <w:rPr>
+          <w:rFonts w:hint="eastAsia"/>
+        </w:rPr>
+        <w:t>github</w:t>
+      </w:r>
+      <w:proofErr w:type="spellEnd"/>
+      <w:r>
+        <w:rPr>
+          <w:rFonts w:hint="eastAsia"/>
+        </w:rPr>
+        <w:t>紀錄的話</w:t>
+      </w:r>
+      <w:r>
+        <w:rPr>
+          <w:rFonts w:hint="eastAsia"/>
+        </w:rPr>
+        <w:t xml:space="preserve"> </w:t>
+      </w:r>
+      <w:r>
+        <w:rPr>
+          <w:rFonts w:hint="eastAsia"/>
+        </w:rPr>
+        <w:t>就要詳細到每個人的</w:t>
+      </w:r>
+      <w:r>
+        <w:rPr>
+          <w:rFonts w:hint="eastAsia"/>
+        </w:rPr>
+        <w:t>)</w:t>
+      </w:r>
+    </w:p>
+    <w:p/>
+    <w:p>
+      <w:r>
+        <w:rPr>
+          <w:rFonts w:hint="eastAsia"/>
+        </w:rPr>
+        <w:t>背景與動機</w:t>
+      </w:r>
+    </w:p>
+    <w:p>
+      <w:r>
+        <w:rPr>
+          <w:rFonts w:hint="eastAsia"/>
+        </w:rPr>
+        <w:t>回應初評問題</w:t>
+      </w:r>
+    </w:p>
+    <w:p>
+      <w:r>
+        <w:rPr>
+          <w:rFonts w:hint="eastAsia"/>
+        </w:rPr>
+        <w:t>系統架構</w:t>
+      </w:r>
+    </w:p>
+    <w:p>
+      <w:r>
+        <w:rPr>
+          <w:rFonts w:hint="eastAsia"/>
+        </w:rPr>
+        <w:t>系統功能介紹</w:t>
+      </w:r>
+    </w:p>
+    <w:p>
+      <w:r>
+        <w:rPr>
+          <w:rFonts w:hint="eastAsia"/>
+        </w:rPr>
+        <w:t>系統展示</w:t>
+      </w:r>
+    </w:p>
+    <w:p>
+      <w:r>
+        <w:rPr>
+          <w:rFonts w:hint="eastAsia"/>
+        </w:rPr>
+        <w:t>未來展望</w:t>
+      </w:r>
+    </w:p>
+    <w:p/>
+    <w:p>
+      <w:r>
+        <w:rPr>
+          <w:rFonts w:hint="eastAsia"/>
+        </w:rPr>
+        <w:t>動機與目標</w:t>
+      </w:r>
+    </w:p>
+    <w:p>
+      <w:r>
+        <w:rPr>
+          <w:rFonts w:hint="eastAsia"/>
+        </w:rPr>
+        <w:t>系統架構</w:t>
+      </w:r>
+    </w:p>
+    <w:p>
       <w:pPr>
         <w:rPr>
           <w:rFonts w:hint="eastAsia"/>
         </w:rPr>
       </w:pPr>
       <w:r>
-        <w:rPr>
-          <w:rFonts w:hint="eastAsia"/>
-        </w:rPr>
-        <w:t>(</w:t>
-      </w:r>
-      <w:r>
-        <w:rPr>
-          <w:rFonts w:hint="eastAsia"/>
-        </w:rPr>
-        <w:t>如果放</w:t>
-      </w:r>
-      <w:proofErr w:type="spellStart"/>
-      <w:r>
-        <w:rPr>
-          <w:rFonts w:hint="eastAsia"/>
-        </w:rPr>
-        <w:t>github</w:t>
-      </w:r>
-      <w:proofErr w:type="spellEnd"/>
-      <w:r>
-        <w:rPr>
-          <w:rFonts w:hint="eastAsia"/>
-        </w:rPr>
-        <w:t>紀錄的話</w:t>
-      </w:r>
-      <w:r>
-        <w:rPr>
-          <w:rFonts w:hint="eastAsia"/>
-        </w:rPr>
-        <w:t xml:space="preserve"> </w:t>
-      </w:r>
-      <w:r>
-        <w:rPr>
-          <w:rFonts w:hint="eastAsia"/>
-        </w:rPr>
-        <w:t>就要詳細到每個人的</w:t>
-      </w:r>
-      <w:r>
-        <w:rPr>
-          <w:rFonts w:hint="eastAsia"/>
-        </w:rPr>
-        <w:t>)</w:t>
+        <w:lastRenderedPageBreak/>
+        <w:drawing>
+          <wp:inline distT="0" distB="0" distL="0" distR="0" wp14:anchorId="0CBB4789" wp14:editId="1C41749A">
+            <wp:extent cx="5274310" cy="3021330"/>
+            <wp:effectExtent l="0" t="0" r="2540" b="7620"/>
+            <wp:docPr id="751380721" name="圖片 1"/>
+            <wp:cNvGraphicFramePr>
+              <a:graphicFrameLocks xmlns:a="http://schemas.openxmlformats.org/drawingml/2006/main" noChangeAspect="1"/>
+            </wp:cNvGraphicFramePr>
+            <a:graphic xmlns:a="http://schemas.openxmlformats.org/drawingml/2006/main">
+              <a:graphicData uri="http://schemas.openxmlformats.org/drawingml/2006/picture">
+                <pic:pic xmlns:pic="http://schemas.openxmlformats.org/drawingml/2006/picture">
+                  <pic:nvPicPr>
+                    <pic:cNvPr id="751380721" name=""/>
+                    <pic:cNvPicPr/>
+                  </pic:nvPicPr>
+                  <pic:blipFill>
+                    <a:blip r:embed="rId5"/>
+                    <a:stretch>
+                      <a:fillRect/>
+                    </a:stretch>
+                  </pic:blipFill>
+                  <pic:spPr>
+                    <a:xfrm>
+                      <a:off x="0" y="0"/>
+                      <a:ext cx="5274310" cy="3021330"/>
+                    </a:xfrm>
+                    <a:prstGeom prst="rect">
+                      <a:avLst/>
+                    </a:prstGeom>
+                  </pic:spPr>
+                </pic:pic>
+              </a:graphicData>
+            </a:graphic>
+          </wp:inline>
+        </w:drawing>
+      </w:r>
+    </w:p>
+    <w:p>
+      <w:r>
+        <w:rPr>
+          <w:rFonts w:hint="eastAsia"/>
+        </w:rPr>
+        <w:t>系統展示</w:t>
+      </w:r>
+    </w:p>
+    <w:p>
+      <w:r>
+        <w:rPr>
+          <w:rFonts w:hint="eastAsia"/>
+        </w:rPr>
+        <w:t>未來展望</w:t>
+      </w:r>
+    </w:p>
+    <w:p>
+      <w:pPr>
+        <w:rPr>
+          <w:rFonts w:hint="eastAsia"/>
+        </w:rPr>
+      </w:pPr>
+      <w:r>
+        <w:rPr>
+          <w:rFonts w:hint="eastAsia"/>
+        </w:rPr>
+        <w:t>完成度</w:t>
       </w:r>
     </w:p>
     <w:sectPr>

--- a/文件/初審前/複審簡報.docx
+++ b/文件/初審前/複審簡報.docx
@@ -21,26 +21,74 @@
       </w:hyperlink>
     </w:p>
     <w:p>
-      <w:r>
-        <w:rPr>
-          <w:rFonts w:hint="eastAsia"/>
-        </w:rPr>
-        <w:t>封面改</w:t>
-      </w:r>
-      <w:r>
-        <w:rPr>
-          <w:rFonts w:hint="eastAsia"/>
-        </w:rPr>
-        <w:t>logo</w:t>
-      </w:r>
-    </w:p>
-    <w:p>
       <w:pPr>
         <w:pBdr>
           <w:bottom w:val="single" w:sz="6" w:space="1" w:color="auto"/>
         </w:pBdr>
       </w:pPr>
     </w:p>
+    <w:p/>
+    <w:p>
+      <w:r>
+        <w:rPr>
+          <w:rFonts w:hint="eastAsia"/>
+        </w:rPr>
+        <w:t>背景與動機</w:t>
+      </w:r>
+    </w:p>
+    <w:p>
+      <w:r>
+        <w:rPr>
+          <w:rFonts w:hint="eastAsia"/>
+        </w:rPr>
+        <w:t>回應初評問題</w:t>
+      </w:r>
+    </w:p>
+    <w:p>
+      <w:r>
+        <w:rPr>
+          <w:rFonts w:hint="eastAsia"/>
+        </w:rPr>
+        <w:t>系統架構</w:t>
+      </w:r>
+    </w:p>
+    <w:p>
+      <w:r>
+        <w:rPr>
+          <w:rFonts w:hint="eastAsia"/>
+        </w:rPr>
+        <w:t>系統展示</w:t>
+      </w:r>
+    </w:p>
+    <w:p>
+      <w:pPr>
+        <w:rPr>
+          <w:rFonts w:hint="eastAsia"/>
+        </w:rPr>
+      </w:pPr>
+      <w:r>
+        <w:rPr>
+          <w:rFonts w:hint="eastAsia"/>
+        </w:rPr>
+        <w:t>未來展望</w:t>
+      </w:r>
+    </w:p>
+    <w:p/>
+    <w:p/>
+    <w:p/>
+    <w:p/>
+    <w:p/>
+    <w:p/>
+    <w:p/>
+    <w:p/>
+    <w:p/>
+    <w:p>
+      <w:pPr>
+        <w:pBdr>
+          <w:bottom w:val="single" w:sz="6" w:space="1" w:color="auto"/>
+        </w:pBdr>
+      </w:pPr>
+    </w:p>
     <w:p>
       <w:r>
         <w:rPr>
@@ -73,6 +121,7 @@
         <w:rPr>
           <w:rFonts w:hint="eastAsia"/>
         </w:rPr>
+        <w:lastRenderedPageBreak/>
         <w:t>(</w:t>
       </w:r>
       <w:r>
@@ -362,14 +411,96 @@
         <w:rPr>
           <w:rFonts w:hint="eastAsia"/>
         </w:rPr>
+        <w:t>(</w:t>
+      </w:r>
+      <w:r>
+        <w:rPr>
+          <w:rFonts w:hint="eastAsia"/>
+        </w:rPr>
+        <w:t>可以邊報告邊放無聲短影片</w:t>
+      </w:r>
+      <w:r>
+        <w:rPr>
+          <w:rFonts w:hint="eastAsia"/>
+        </w:rPr>
+        <w:t>)</w:t>
+      </w:r>
+    </w:p>
+    <w:p/>
+    <w:p>
+      <w:r>
+        <w:rPr>
+          <w:rFonts w:hint="eastAsia"/>
+        </w:rPr>
+        <w:t>背景與動機</w:t>
+      </w:r>
+    </w:p>
+    <w:p>
+      <w:r>
+        <w:rPr>
+          <w:rFonts w:hint="eastAsia"/>
+        </w:rPr>
+        <w:t>系統架構</w:t>
+      </w:r>
+    </w:p>
+    <w:p>
+      <w:r>
+        <w:rPr>
+          <w:rFonts w:hint="eastAsia"/>
+        </w:rPr>
+        <w:t>SWOT</w:t>
+      </w:r>
+      <w:r>
+        <w:rPr>
+          <w:rFonts w:hint="eastAsia"/>
+        </w:rPr>
+        <w:t>分析</w:t>
+      </w:r>
+    </w:p>
+    <w:p>
+      <w:r>
+        <w:rPr>
+          <w:rFonts w:hint="eastAsia"/>
+        </w:rPr>
+        <w:t>系統比較與特色</w:t>
+      </w:r>
+    </w:p>
+    <w:p>
+      <w:r>
+        <w:rPr>
+          <w:rFonts w:hint="eastAsia"/>
+        </w:rPr>
+        <w:t>系統展示</w:t>
+      </w:r>
+    </w:p>
+    <w:p>
+      <w:r>
+        <w:rPr>
+          <w:rFonts w:hint="eastAsia"/>
+        </w:rPr>
+        <w:t>未來展望</w:t>
+      </w:r>
+    </w:p>
+    <w:p/>
+    <w:p>
+      <w:r>
+        <w:rPr>
+          <w:rFonts w:hint="eastAsia"/>
+        </w:rPr>
         <w:lastRenderedPageBreak/>
+        <w:t>前言</w:t>
+      </w:r>
+      <w:r>
+        <w:rPr>
+          <w:rFonts w:hint="eastAsia"/>
+        </w:rPr>
         <w:t>(</w:t>
       </w:r>
       <w:r>
         <w:rPr>
           <w:rFonts w:hint="eastAsia"/>
         </w:rPr>
-        <w:t>可以邊報告邊放無聲短影片</w:t>
+        <w:t>背景、動機、系統目的、預期成果</w:t>
       </w:r>
       <w:r>
         <w:rPr>
@@ -378,6 +509,136 @@
         <w:t>)</w:t>
       </w:r>
     </w:p>
+    <w:p>
+      <w:r>
+        <w:rPr>
+          <w:rFonts w:hint="eastAsia"/>
+        </w:rPr>
+        <w:t>營運計畫</w:t>
+      </w:r>
+      <w:r>
+        <w:rPr>
+          <w:rFonts w:hint="eastAsia"/>
+        </w:rPr>
+        <w:t>(</w:t>
+      </w:r>
+      <w:r>
+        <w:rPr>
+          <w:rFonts w:hint="eastAsia"/>
+        </w:rPr>
+        <w:t>商業模式、</w:t>
+      </w:r>
+      <w:r>
+        <w:rPr>
+          <w:rFonts w:hint="eastAsia"/>
+        </w:rPr>
+        <w:t>SWOT</w:t>
+      </w:r>
+      <w:r>
+        <w:rPr>
+          <w:rFonts w:hint="eastAsia"/>
+        </w:rPr>
+        <w:t>分析</w:t>
+      </w:r>
+      <w:r>
+        <w:rPr>
+          <w:rFonts w:hint="eastAsia"/>
+        </w:rPr>
+        <w:t>)(</w:t>
+      </w:r>
+      <w:r>
+        <w:rPr>
+          <w:rFonts w:hint="eastAsia"/>
+        </w:rPr>
+        <w:t>商業模式是那個長方形很多格的那個</w:t>
+      </w:r>
+      <w:r>
+        <w:rPr>
+          <w:rFonts w:hint="eastAsia"/>
+        </w:rPr>
+        <w:t>)</w:t>
+      </w:r>
+    </w:p>
+    <w:p>
+      <w:r>
+        <w:rPr>
+          <w:rFonts w:hint="eastAsia"/>
+        </w:rPr>
+        <w:t>系統介紹</w:t>
+      </w:r>
+      <w:r>
+        <w:rPr>
+          <w:rFonts w:hint="eastAsia"/>
+        </w:rPr>
+        <w:t>(</w:t>
+      </w:r>
+      <w:r>
+        <w:rPr>
+          <w:rFonts w:hint="eastAsia"/>
+        </w:rPr>
+        <w:t>就是其他組的系統展示</w:t>
+      </w:r>
+      <w:r>
+        <w:rPr>
+          <w:rFonts w:hint="eastAsia"/>
+        </w:rPr>
+        <w:t>)</w:t>
+      </w:r>
+    </w:p>
+    <w:p>
+      <w:r>
+        <w:rPr>
+          <w:rFonts w:hint="eastAsia"/>
+        </w:rPr>
+        <w:t>未來展望</w:t>
+      </w:r>
+    </w:p>
+    <w:p>
+      <w:r>
+        <w:rPr>
+          <w:rFonts w:hint="eastAsia"/>
+        </w:rPr>
+        <w:t>(</w:t>
+      </w:r>
+      <w:r>
+        <w:rPr>
+          <w:rFonts w:hint="eastAsia"/>
+        </w:rPr>
+        <w:t>如果放</w:t>
+      </w:r>
+      <w:proofErr w:type="spellStart"/>
+      <w:r>
+        <w:rPr>
+          <w:rFonts w:hint="eastAsia"/>
+        </w:rPr>
+        <w:t>github</w:t>
+      </w:r>
+      <w:proofErr w:type="spellEnd"/>
+      <w:r>
+        <w:rPr>
+          <w:rFonts w:hint="eastAsia"/>
+        </w:rPr>
+        <w:t>紀錄的話</w:t>
+      </w:r>
+      <w:r>
+        <w:rPr>
+          <w:rFonts w:hint="eastAsia"/>
+        </w:rPr>
+        <w:t xml:space="preserve"> </w:t>
+      </w:r>
+      <w:r>
+        <w:rPr>
+          <w:rFonts w:hint="eastAsia"/>
+        </w:rPr>
+        <w:t>就要詳細到每個人的</w:t>
+      </w:r>
+      <w:r>
+        <w:rPr>
+          <w:rFonts w:hint="eastAsia"/>
+        </w:rPr>
+        <w:t>)</w:t>
+      </w:r>
+    </w:p>
     <w:p/>
     <w:p>
       <w:r>
@@ -392,6 +653,14 @@
         <w:rPr>
           <w:rFonts w:hint="eastAsia"/>
         </w:rPr>
+        <w:t>回應初評問題</w:t>
+      </w:r>
+    </w:p>
+    <w:p>
+      <w:r>
+        <w:rPr>
+          <w:rFonts w:hint="eastAsia"/>
+        </w:rPr>
         <w:t>系統架構</w:t>
       </w:r>
     </w:p>
@@ -400,21 +669,7 @@
         <w:rPr>
           <w:rFonts w:hint="eastAsia"/>
         </w:rPr>
-        <w:t>SWOT</w:t>
-      </w:r>
-      <w:r>
-        <w:rPr>
-          <w:rFonts w:hint="eastAsia"/>
-        </w:rPr>
-        <w:t>分析</w:t>
-      </w:r>
-    </w:p>
-    <w:p>
-      <w:r>
-        <w:rPr>
-          <w:rFonts w:hint="eastAsia"/>
-        </w:rPr>
-        <w:t>系統比較與特色</w:t>
+        <w:t>系統功能介紹</w:t>
       </w:r>
     </w:p>
     <w:p>
@@ -439,172 +694,7 @@
         <w:rPr>
           <w:rFonts w:hint="eastAsia"/>
         </w:rPr>
-        <w:t>前言</w:t>
-      </w:r>
-      <w:r>
-        <w:rPr>
-          <w:rFonts w:hint="eastAsia"/>
-        </w:rPr>
-        <w:t>(</w:t>
-      </w:r>
-      <w:r>
-        <w:rPr>
-          <w:rFonts w:hint="eastAsia"/>
-        </w:rPr>
-        <w:t>背景、動機、系統目的、預期成果</w:t>
-      </w:r>
-      <w:r>
-        <w:rPr>
-          <w:rFonts w:hint="eastAsia"/>
-        </w:rPr>
-        <w:t>)</w:t>
-      </w:r>
-    </w:p>
-    <w:p>
-      <w:r>
-        <w:rPr>
-          <w:rFonts w:hint="eastAsia"/>
-        </w:rPr>
-        <w:t>營運計畫</w:t>
-      </w:r>
-      <w:r>
-        <w:rPr>
-          <w:rFonts w:hint="eastAsia"/>
-        </w:rPr>
-        <w:t>(</w:t>
-      </w:r>
-      <w:r>
-        <w:rPr>
-          <w:rFonts w:hint="eastAsia"/>
-        </w:rPr>
-        <w:t>商業模式、</w:t>
-      </w:r>
-      <w:r>
-        <w:rPr>
-          <w:rFonts w:hint="eastAsia"/>
-        </w:rPr>
-        <w:t>SWOT</w:t>
-      </w:r>
-      <w:r>
-        <w:rPr>
-          <w:rFonts w:hint="eastAsia"/>
-        </w:rPr>
-        <w:t>分析</w:t>
-      </w:r>
-      <w:r>
-        <w:rPr>
-          <w:rFonts w:hint="eastAsia"/>
-        </w:rPr>
-        <w:t>)(</w:t>
-      </w:r>
-      <w:r>
-        <w:rPr>
-          <w:rFonts w:hint="eastAsia"/>
-        </w:rPr>
-        <w:t>商業模式是那個長方形很多格的那個</w:t>
-      </w:r>
-      <w:r>
-        <w:rPr>
-          <w:rFonts w:hint="eastAsia"/>
-        </w:rPr>
-        <w:t>)</w:t>
-      </w:r>
-    </w:p>
-    <w:p>
-      <w:r>
-        <w:rPr>
-          <w:rFonts w:hint="eastAsia"/>
-        </w:rPr>
-        <w:t>系統介紹</w:t>
-      </w:r>
-      <w:r>
-        <w:rPr>
-          <w:rFonts w:hint="eastAsia"/>
-        </w:rPr>
-        <w:t>(</w:t>
-      </w:r>
-      <w:r>
-        <w:rPr>
-          <w:rFonts w:hint="eastAsia"/>
-        </w:rPr>
-        <w:t>就是其他組的系統展示</w:t>
-      </w:r>
-      <w:r>
-        <w:rPr>
-          <w:rFonts w:hint="eastAsia"/>
-        </w:rPr>
-        <w:t>)</w:t>
-      </w:r>
-    </w:p>
-    <w:p>
-      <w:r>
-        <w:rPr>
-          <w:rFonts w:hint="eastAsia"/>
-        </w:rPr>
-        <w:t>未來展望</w:t>
-      </w:r>
-    </w:p>
-    <w:p>
-      <w:r>
-        <w:rPr>
-          <w:rFonts w:hint="eastAsia"/>
-        </w:rPr>
-        <w:t>(</w:t>
-      </w:r>
-      <w:r>
-        <w:rPr>
-          <w:rFonts w:hint="eastAsia"/>
-        </w:rPr>
-        <w:t>如果放</w:t>
-      </w:r>
-      <w:proofErr w:type="spellStart"/>
-      <w:r>
-        <w:rPr>
-          <w:rFonts w:hint="eastAsia"/>
-        </w:rPr>
-        <w:t>github</w:t>
-      </w:r>
-      <w:proofErr w:type="spellEnd"/>
-      <w:r>
-        <w:rPr>
-          <w:rFonts w:hint="eastAsia"/>
-        </w:rPr>
-        <w:t>紀錄的話</w:t>
-      </w:r>
-      <w:r>
-        <w:rPr>
-          <w:rFonts w:hint="eastAsia"/>
-        </w:rPr>
-        <w:t xml:space="preserve"> </w:t>
-      </w:r>
-      <w:r>
-        <w:rPr>
-          <w:rFonts w:hint="eastAsia"/>
-        </w:rPr>
-        <w:t>就要詳細到每個人的</w:t>
-      </w:r>
-      <w:r>
-        <w:rPr>
-          <w:rFonts w:hint="eastAsia"/>
-        </w:rPr>
-        <w:t>)</w:t>
-      </w:r>
-    </w:p>
-    <w:p/>
-    <w:p>
-      <w:r>
-        <w:rPr>
-          <w:rFonts w:hint="eastAsia"/>
-        </w:rPr>
-        <w:t>背景與動機</w:t>
-      </w:r>
-    </w:p>
-    <w:p>
-      <w:r>
-        <w:rPr>
-          <w:rFonts w:hint="eastAsia"/>
-        </w:rPr>
-        <w:t>回應初評問題</w:t>
+        <w:t>動機與目標</w:t>
       </w:r>
     </w:p>
     <w:p>
@@ -616,54 +706,12 @@
       </w:r>
     </w:p>
     <w:p>
-      <w:r>
-        <w:rPr>
-          <w:rFonts w:hint="eastAsia"/>
-        </w:rPr>
-        <w:t>系統功能介紹</w:t>
-      </w:r>
-    </w:p>
-    <w:p>
-      <w:r>
-        <w:rPr>
-          <w:rFonts w:hint="eastAsia"/>
-        </w:rPr>
-        <w:t>系統展示</w:t>
-      </w:r>
-    </w:p>
-    <w:p>
-      <w:r>
-        <w:rPr>
-          <w:rFonts w:hint="eastAsia"/>
-        </w:rPr>
-        <w:t>未來展望</w:t>
-      </w:r>
-    </w:p>
-    <w:p/>
-    <w:p>
-      <w:r>
-        <w:rPr>
-          <w:rFonts w:hint="eastAsia"/>
-        </w:rPr>
-        <w:t>動機與目標</w:t>
-      </w:r>
-    </w:p>
-    <w:p>
-      <w:r>
-        <w:rPr>
-          <w:rFonts w:hint="eastAsia"/>
-        </w:rPr>
-        <w:t>系統架構</w:t>
-      </w:r>
-    </w:p>
-    <w:p>
       <w:pPr>
         <w:rPr>
           <w:rFonts w:hint="eastAsia"/>
         </w:rPr>
       </w:pPr>
       <w:r>
-        <w:lastRenderedPageBreak/>
         <w:drawing>
           <wp:inline distT="0" distB="0" distL="0" distR="0" wp14:anchorId="0CBB4789" wp14:editId="1C41749A">
             <wp:extent cx="5274310" cy="3021330"/>
@@ -706,6 +754,7 @@
         <w:rPr>
           <w:rFonts w:hint="eastAsia"/>
         </w:rPr>
+        <w:lastRenderedPageBreak/>
         <w:t>系統展示</w:t>
       </w:r>
     </w:p>

--- a/文件/初審前/複審簡報.docx
+++ b/文件/初審前/複審簡報.docx
@@ -11,7 +11,7 @@
       </w:r>
     </w:p>
     <w:p>
-      <w:hyperlink r:id="rId4" w:history="1">
+      <w:hyperlink r:id="rId6" w:history="1">
         <w:r>
           <w:rPr>
             <w:rStyle w:val="ae"/>
@@ -61,6 +61,14 @@
       </w:r>
     </w:p>
     <w:p>
+      <w:r>
+        <w:rPr>
+          <w:rFonts w:hint="eastAsia"/>
+        </w:rPr>
+        <w:t>未來展望</w:t>
+      </w:r>
+    </w:p>
+    <w:p>
       <w:pPr>
         <w:rPr>
           <w:rFonts w:hint="eastAsia"/>
@@ -70,8 +78,36 @@
         <w:rPr>
           <w:rFonts w:hint="eastAsia"/>
         </w:rPr>
-        <w:t>未來展望</w:t>
-      </w:r>
+        <w:t>完成度</w:t>
+      </w:r>
+    </w:p>
+    <w:p/>
+    <w:p>
+      <w:r>
+        <w:rPr>
+          <w:rFonts w:hint="eastAsia"/>
+        </w:rPr>
+        <w:t>目前系統架構還缺想想的</w:t>
+      </w:r>
+      <w:r>
+        <w:rPr>
+          <w:rFonts w:hint="eastAsia"/>
+        </w:rPr>
+        <w:t>AI</w:t>
+      </w:r>
+      <w:r>
+        <w:rPr>
+          <w:rFonts w:hint="eastAsia"/>
+        </w:rPr>
+        <w:t>模型、是否要加程式的部分</w:t>
+      </w:r>
+    </w:p>
+    <w:p>
+      <w:pPr>
+        <w:rPr>
+          <w:rFonts w:hint="eastAsia"/>
+        </w:rPr>
+      </w:pPr>
     </w:p>
     <w:p/>
     <w:p/>
@@ -80,8 +116,6 @@
     <w:p/>
     <w:p/>
     <w:p/>
-    <w:p/>
-    <w:p/>
     <w:p>
       <w:pPr>
         <w:pBdr>
@@ -102,6 +136,7 @@
         <w:rPr>
           <w:rFonts w:hint="eastAsia"/>
         </w:rPr>
+        <w:lastRenderedPageBreak/>
         <w:t>背景與動機</w:t>
       </w:r>
     </w:p>
@@ -121,7 +156,6 @@
         <w:rPr>
           <w:rFonts w:hint="eastAsia"/>
         </w:rPr>
-        <w:lastRenderedPageBreak/>
         <w:t>(</w:t>
       </w:r>
       <w:r>
@@ -185,19 +219,11 @@
         </w:rPr>
         <w:t>像</w:t>
       </w:r>
-      <w:proofErr w:type="spellStart"/>
-      <w:r>
-        <w:rPr>
-          <w:rFonts w:hint="eastAsia"/>
-        </w:rPr>
-        <w:t>pinterest,Dcard</w:t>
-      </w:r>
-      <w:proofErr w:type="spellEnd"/>
-      <w:r>
-        <w:rPr>
-          <w:rFonts w:hint="eastAsia"/>
-        </w:rPr>
-        <w:t>))</w:t>
+      <w:r>
+        <w:rPr>
+          <w:rFonts w:hint="eastAsia"/>
+        </w:rPr>
+        <w:t>pinterest,Dcard))</w:t>
       </w:r>
     </w:p>
     <w:p>
@@ -234,21 +260,7 @@
         <w:rPr>
           <w:rFonts w:hint="eastAsia"/>
         </w:rPr>
-        <w:t>這部分</w:t>
-      </w:r>
-      <w:proofErr w:type="gramStart"/>
-      <w:r>
-        <w:rPr>
-          <w:rFonts w:hint="eastAsia"/>
-        </w:rPr>
-        <w:t>可切幾</w:t>
-      </w:r>
-      <w:proofErr w:type="gramEnd"/>
-      <w:r>
-        <w:rPr>
-          <w:rFonts w:hint="eastAsia"/>
-        </w:rPr>
-        <w:t>個人報告但不要全都人報告</w:t>
+        <w:t>這部分可切幾個人報告但不要全都人報告</w:t>
       </w:r>
       <w:r>
         <w:rPr>
@@ -337,21 +349,7 @@
         <w:rPr>
           <w:rFonts w:hint="eastAsia"/>
         </w:rPr>
-        <w:t>因應簡報時間調整，原「系統特色」章節整</w:t>
-      </w:r>
-      <w:proofErr w:type="gramStart"/>
-      <w:r>
-        <w:rPr>
-          <w:rFonts w:hint="eastAsia"/>
-        </w:rPr>
-        <w:t>併</w:t>
-      </w:r>
-      <w:proofErr w:type="gramEnd"/>
-      <w:r>
-        <w:rPr>
-          <w:rFonts w:hint="eastAsia"/>
-        </w:rPr>
-        <w:t>至「系統展示」，</w:t>
+        <w:t>因應簡報時間調整，原「系統特色」章節整併至「系統展示」，</w:t>
       </w:r>
       <w:r>
         <w:rPr>
@@ -478,6 +476,7 @@
         <w:rPr>
           <w:rFonts w:hint="eastAsia"/>
         </w:rPr>
+        <w:lastRenderedPageBreak/>
         <w:t>未來展望</w:t>
       </w:r>
     </w:p>
@@ -487,231 +486,227 @@
         <w:rPr>
           <w:rFonts w:hint="eastAsia"/>
         </w:rPr>
+        <w:t>前言</w:t>
+      </w:r>
+      <w:r>
+        <w:rPr>
+          <w:rFonts w:hint="eastAsia"/>
+        </w:rPr>
+        <w:t>(</w:t>
+      </w:r>
+      <w:r>
+        <w:rPr>
+          <w:rFonts w:hint="eastAsia"/>
+        </w:rPr>
+        <w:t>背景、動機、系統目的、預期成果</w:t>
+      </w:r>
+      <w:r>
+        <w:rPr>
+          <w:rFonts w:hint="eastAsia"/>
+        </w:rPr>
+        <w:t>)</w:t>
+      </w:r>
+    </w:p>
+    <w:p>
+      <w:r>
+        <w:rPr>
+          <w:rFonts w:hint="eastAsia"/>
+        </w:rPr>
+        <w:t>營運計畫</w:t>
+      </w:r>
+      <w:r>
+        <w:rPr>
+          <w:rFonts w:hint="eastAsia"/>
+        </w:rPr>
+        <w:t>(</w:t>
+      </w:r>
+      <w:r>
+        <w:rPr>
+          <w:rFonts w:hint="eastAsia"/>
+        </w:rPr>
+        <w:t>商業模式、</w:t>
+      </w:r>
+      <w:r>
+        <w:rPr>
+          <w:rFonts w:hint="eastAsia"/>
+        </w:rPr>
+        <w:t>SWOT</w:t>
+      </w:r>
+      <w:r>
+        <w:rPr>
+          <w:rFonts w:hint="eastAsia"/>
+        </w:rPr>
+        <w:t>分析</w:t>
+      </w:r>
+      <w:r>
+        <w:rPr>
+          <w:rFonts w:hint="eastAsia"/>
+        </w:rPr>
+        <w:t>)(</w:t>
+      </w:r>
+      <w:r>
+        <w:rPr>
+          <w:rFonts w:hint="eastAsia"/>
+        </w:rPr>
+        <w:t>商業模式是那個長方形很多格的那個</w:t>
+      </w:r>
+      <w:r>
+        <w:rPr>
+          <w:rFonts w:hint="eastAsia"/>
+        </w:rPr>
+        <w:t>)</w:t>
+      </w:r>
+    </w:p>
+    <w:p>
+      <w:r>
+        <w:rPr>
+          <w:rFonts w:hint="eastAsia"/>
+        </w:rPr>
+        <w:t>系統介紹</w:t>
+      </w:r>
+      <w:r>
+        <w:rPr>
+          <w:rFonts w:hint="eastAsia"/>
+        </w:rPr>
+        <w:t>(</w:t>
+      </w:r>
+      <w:r>
+        <w:rPr>
+          <w:rFonts w:hint="eastAsia"/>
+        </w:rPr>
+        <w:t>就是其他組的系統展示</w:t>
+      </w:r>
+      <w:r>
+        <w:rPr>
+          <w:rFonts w:hint="eastAsia"/>
+        </w:rPr>
+        <w:t>)</w:t>
+      </w:r>
+    </w:p>
+    <w:p>
+      <w:r>
+        <w:rPr>
+          <w:rFonts w:hint="eastAsia"/>
+        </w:rPr>
+        <w:t>未來展望</w:t>
+      </w:r>
+    </w:p>
+    <w:p>
+      <w:r>
+        <w:rPr>
+          <w:rFonts w:hint="eastAsia"/>
+        </w:rPr>
+        <w:t>(</w:t>
+      </w:r>
+      <w:r>
+        <w:rPr>
+          <w:rFonts w:hint="eastAsia"/>
+        </w:rPr>
+        <w:t>如果放</w:t>
+      </w:r>
+      <w:r>
+        <w:rPr>
+          <w:rFonts w:hint="eastAsia"/>
+        </w:rPr>
+        <w:t>github</w:t>
+      </w:r>
+      <w:r>
+        <w:rPr>
+          <w:rFonts w:hint="eastAsia"/>
+        </w:rPr>
+        <w:t>紀錄的話</w:t>
+      </w:r>
+      <w:r>
+        <w:rPr>
+          <w:rFonts w:hint="eastAsia"/>
+        </w:rPr>
+        <w:t xml:space="preserve"> </w:t>
+      </w:r>
+      <w:r>
+        <w:rPr>
+          <w:rFonts w:hint="eastAsia"/>
+        </w:rPr>
+        <w:t>就要詳細到每個人的</w:t>
+      </w:r>
+      <w:r>
+        <w:rPr>
+          <w:rFonts w:hint="eastAsia"/>
+        </w:rPr>
+        <w:t>)</w:t>
+      </w:r>
+    </w:p>
+    <w:p/>
+    <w:p>
+      <w:r>
+        <w:rPr>
+          <w:rFonts w:hint="eastAsia"/>
+        </w:rPr>
+        <w:t>背景與動機</w:t>
+      </w:r>
+    </w:p>
+    <w:p>
+      <w:r>
+        <w:rPr>
+          <w:rFonts w:hint="eastAsia"/>
+        </w:rPr>
+        <w:t>回應初評問題</w:t>
+      </w:r>
+    </w:p>
+    <w:p>
+      <w:r>
+        <w:rPr>
+          <w:rFonts w:hint="eastAsia"/>
+        </w:rPr>
+        <w:t>系統架構</w:t>
+      </w:r>
+    </w:p>
+    <w:p>
+      <w:r>
+        <w:rPr>
+          <w:rFonts w:hint="eastAsia"/>
+        </w:rPr>
+        <w:t>系統功能介紹</w:t>
+      </w:r>
+    </w:p>
+    <w:p>
+      <w:r>
+        <w:rPr>
+          <w:rFonts w:hint="eastAsia"/>
+        </w:rPr>
+        <w:t>系統展示</w:t>
+      </w:r>
+    </w:p>
+    <w:p>
+      <w:r>
+        <w:rPr>
+          <w:rFonts w:hint="eastAsia"/>
+        </w:rPr>
+        <w:t>未來展望</w:t>
+      </w:r>
+    </w:p>
+    <w:p/>
+    <w:p>
+      <w:r>
+        <w:rPr>
+          <w:rFonts w:hint="eastAsia"/>
+        </w:rPr>
+        <w:t>動機與目標</w:t>
+      </w:r>
+    </w:p>
+    <w:p>
+      <w:r>
+        <w:rPr>
+          <w:rFonts w:hint="eastAsia"/>
+        </w:rPr>
+        <w:t>系統架構</w:t>
+      </w:r>
+    </w:p>
+    <w:p>
+      <w:r>
+        <w:rPr>
+          <w:noProof/>
+        </w:rPr>
         <w:lastRenderedPageBreak/>
-        <w:t>前言</w:t>
-      </w:r>
-      <w:r>
-        <w:rPr>
-          <w:rFonts w:hint="eastAsia"/>
-        </w:rPr>
-        <w:t>(</w:t>
-      </w:r>
-      <w:r>
-        <w:rPr>
-          <w:rFonts w:hint="eastAsia"/>
-        </w:rPr>
-        <w:t>背景、動機、系統目的、預期成果</w:t>
-      </w:r>
-      <w:r>
-        <w:rPr>
-          <w:rFonts w:hint="eastAsia"/>
-        </w:rPr>
-        <w:t>)</w:t>
-      </w:r>
-    </w:p>
-    <w:p>
-      <w:r>
-        <w:rPr>
-          <w:rFonts w:hint="eastAsia"/>
-        </w:rPr>
-        <w:t>營運計畫</w:t>
-      </w:r>
-      <w:r>
-        <w:rPr>
-          <w:rFonts w:hint="eastAsia"/>
-        </w:rPr>
-        <w:t>(</w:t>
-      </w:r>
-      <w:r>
-        <w:rPr>
-          <w:rFonts w:hint="eastAsia"/>
-        </w:rPr>
-        <w:t>商業模式、</w:t>
-      </w:r>
-      <w:r>
-        <w:rPr>
-          <w:rFonts w:hint="eastAsia"/>
-        </w:rPr>
-        <w:t>SWOT</w:t>
-      </w:r>
-      <w:r>
-        <w:rPr>
-          <w:rFonts w:hint="eastAsia"/>
-        </w:rPr>
-        <w:t>分析</w:t>
-      </w:r>
-      <w:r>
-        <w:rPr>
-          <w:rFonts w:hint="eastAsia"/>
-        </w:rPr>
-        <w:t>)(</w:t>
-      </w:r>
-      <w:r>
-        <w:rPr>
-          <w:rFonts w:hint="eastAsia"/>
-        </w:rPr>
-        <w:t>商業模式是那個長方形很多格的那個</w:t>
-      </w:r>
-      <w:r>
-        <w:rPr>
-          <w:rFonts w:hint="eastAsia"/>
-        </w:rPr>
-        <w:t>)</w:t>
-      </w:r>
-    </w:p>
-    <w:p>
-      <w:r>
-        <w:rPr>
-          <w:rFonts w:hint="eastAsia"/>
-        </w:rPr>
-        <w:t>系統介紹</w:t>
-      </w:r>
-      <w:r>
-        <w:rPr>
-          <w:rFonts w:hint="eastAsia"/>
-        </w:rPr>
-        <w:t>(</w:t>
-      </w:r>
-      <w:r>
-        <w:rPr>
-          <w:rFonts w:hint="eastAsia"/>
-        </w:rPr>
-        <w:t>就是其他組的系統展示</w:t>
-      </w:r>
-      <w:r>
-        <w:rPr>
-          <w:rFonts w:hint="eastAsia"/>
-        </w:rPr>
-        <w:t>)</w:t>
-      </w:r>
-    </w:p>
-    <w:p>
-      <w:r>
-        <w:rPr>
-          <w:rFonts w:hint="eastAsia"/>
-        </w:rPr>
-        <w:t>未來展望</w:t>
-      </w:r>
-    </w:p>
-    <w:p>
-      <w:r>
-        <w:rPr>
-          <w:rFonts w:hint="eastAsia"/>
-        </w:rPr>
-        <w:t>(</w:t>
-      </w:r>
-      <w:r>
-        <w:rPr>
-          <w:rFonts w:hint="eastAsia"/>
-        </w:rPr>
-        <w:t>如果放</w:t>
-      </w:r>
-      <w:proofErr w:type="spellStart"/>
-      <w:r>
-        <w:rPr>
-          <w:rFonts w:hint="eastAsia"/>
-        </w:rPr>
-        <w:t>github</w:t>
-      </w:r>
-      <w:proofErr w:type="spellEnd"/>
-      <w:r>
-        <w:rPr>
-          <w:rFonts w:hint="eastAsia"/>
-        </w:rPr>
-        <w:t>紀錄的話</w:t>
-      </w:r>
-      <w:r>
-        <w:rPr>
-          <w:rFonts w:hint="eastAsia"/>
-        </w:rPr>
-        <w:t xml:space="preserve"> </w:t>
-      </w:r>
-      <w:r>
-        <w:rPr>
-          <w:rFonts w:hint="eastAsia"/>
-        </w:rPr>
-        <w:t>就要詳細到每個人的</w:t>
-      </w:r>
-      <w:r>
-        <w:rPr>
-          <w:rFonts w:hint="eastAsia"/>
-        </w:rPr>
-        <w:t>)</w:t>
-      </w:r>
-    </w:p>
-    <w:p/>
-    <w:p>
-      <w:r>
-        <w:rPr>
-          <w:rFonts w:hint="eastAsia"/>
-        </w:rPr>
-        <w:t>背景與動機</w:t>
-      </w:r>
-    </w:p>
-    <w:p>
-      <w:r>
-        <w:rPr>
-          <w:rFonts w:hint="eastAsia"/>
-        </w:rPr>
-        <w:t>回應初評問題</w:t>
-      </w:r>
-    </w:p>
-    <w:p>
-      <w:r>
-        <w:rPr>
-          <w:rFonts w:hint="eastAsia"/>
-        </w:rPr>
-        <w:t>系統架構</w:t>
-      </w:r>
-    </w:p>
-    <w:p>
-      <w:r>
-        <w:rPr>
-          <w:rFonts w:hint="eastAsia"/>
-        </w:rPr>
-        <w:t>系統功能介紹</w:t>
-      </w:r>
-    </w:p>
-    <w:p>
-      <w:r>
-        <w:rPr>
-          <w:rFonts w:hint="eastAsia"/>
-        </w:rPr>
-        <w:t>系統展示</w:t>
-      </w:r>
-    </w:p>
-    <w:p>
-      <w:r>
-        <w:rPr>
-          <w:rFonts w:hint="eastAsia"/>
-        </w:rPr>
-        <w:t>未來展望</w:t>
-      </w:r>
-    </w:p>
-    <w:p/>
-    <w:p>
-      <w:r>
-        <w:rPr>
-          <w:rFonts w:hint="eastAsia"/>
-        </w:rPr>
-        <w:t>動機與目標</w:t>
-      </w:r>
-    </w:p>
-    <w:p>
-      <w:r>
-        <w:rPr>
-          <w:rFonts w:hint="eastAsia"/>
-        </w:rPr>
-        <w:t>系統架構</w:t>
-      </w:r>
-    </w:p>
-    <w:p>
-      <w:pPr>
-        <w:rPr>
-          <w:rFonts w:hint="eastAsia"/>
-        </w:rPr>
-      </w:pPr>
-      <w:r>
         <w:drawing>
           <wp:inline distT="0" distB="0" distL="0" distR="0" wp14:anchorId="0CBB4789" wp14:editId="1C41749A">
             <wp:extent cx="5274310" cy="3021330"/>
@@ -728,7 +723,7 @@
                     <pic:cNvPicPr/>
                   </pic:nvPicPr>
                   <pic:blipFill>
-                    <a:blip r:embed="rId5"/>
+                    <a:blip r:embed="rId7"/>
                     <a:stretch>
                       <a:fillRect/>
                     </a:stretch>
@@ -754,7 +749,6 @@
         <w:rPr>
           <w:rFonts w:hint="eastAsia"/>
         </w:rPr>
-        <w:lastRenderedPageBreak/>
         <w:t>系統展示</w:t>
       </w:r>
     </w:p>
@@ -767,11 +761,6 @@
       </w:r>
     </w:p>
     <w:p>
-      <w:pPr>
-        <w:rPr>
-          <w:rFonts w:hint="eastAsia"/>
-        </w:rPr>
-      </w:pPr>
       <w:r>
         <w:rPr>
           <w:rFonts w:hint="eastAsia"/>
@@ -787,6 +776,56 @@
     </w:sectPr>
   </w:body>
 </w:document>
+</file>
+
+<file path=word/endnotes.xml><?xml version="1.0" encoding="utf-8"?>
+<w:endnotes xmlns:wpc="http://schemas.microsoft.com/office/word/2010/wordprocessingCanvas" xmlns:cx="http://schemas.microsoft.com/office/drawing/2014/chartex" xmlns:cx1="http://schemas.microsoft.com/office/drawing/2015/9/8/chartex" xmlns:cx2="http://schemas.microsoft.com/office/drawing/2015/10/21/chartex" xmlns:cx3="http://schemas.microsoft.com/office/drawing/2016/5/9/chartex" xmlns:cx4="http://schemas.microsoft.com/office/drawing/2016/5/10/chartex" xmlns:cx5="http://schemas.microsoft.com/office/drawing/2016/5/11/chartex" xmlns:cx6="http://schemas.microsoft.com/office/drawing/2016/5/12/chartex" xmlns:cx7="http://schemas.microsoft.com/office/drawing/2016/5/13/chartex" xmlns:cx8="http://schemas.microsoft.com/office/drawing/2016/5/14/chartex" xmlns:mc="http://schemas.openxmlformats.org/markup-compatibility/2006" xmlns:aink="http://schemas.microsoft.com/office/drawing/2016/ink" xmlns:am3d="http://schemas.microsoft.com/office/drawing/2017/model3d" xmlns:o="urn:schemas-microsoft-com:office:office" xmlns:oel="http://schemas.microsoft.com/office/2019/extlst" xmlns:r="http://schemas.openxmlformats.org/officeDocument/2006/relationships" xmlns:m="http://schemas.openxmlformats.org/officeDocument/2006/math" xmlns:v="urn:schemas-microsoft-com:vml" xmlns:wp14="http://schemas.microsoft.com/office/word/2010/wordprocessingDrawing" xmlns:wp="http://schemas.openxmlformats.org/drawingml/2006/wordprocessingDrawing" xmlns:w10="urn:schemas-microsoft-com:office:word" xmlns:w="http://schemas.openxmlformats.org/wordprocessingml/2006/main" xmlns:w14="http://schemas.microsoft.com/office/word/2010/wordml" xmlns:w15="http://schemas.microsoft.com/office/word/2012/wordml" xmlns:w16cex="http://schemas.microsoft.com/office/word/2018/wordml/cex" xmlns:w16cid="http://schemas.microsoft.com/office/word/2016/wordml/cid" xmlns:w16="http://schemas.microsoft.com/office/word/2018/wordml" xmlns:w16du="http://schemas.microsoft.com/office/word/2023/wordml/word16du" xmlns:w16sdtdh="http://schemas.microsoft.com/office/word/2020/wordml/sdtdatahash" xmlns:w16sdtfl="http://schemas.microsoft.com/office/word/2024/wordml/sdtformatlock" xmlns:w16se="http://schemas.microsoft.com/office/word/2015/wordml/symex" xmlns:wpg="http://schemas.microsoft.com/office/word/2010/wordprocessingGroup" xmlns:wpi="http://schemas.microsoft.com/office/word/2010/wordprocessingInk" xmlns:wne="http://schemas.microsoft.com/office/word/2006/wordml" xmlns:wps="http://schemas.microsoft.com/office/word/2010/wordprocessingShape" mc:Ignorable="w14 w15 w16se w16cid w16 w16cex w16sdtdh w16sdtfl w16du wp14">
+  <w:endnote w:type="separator" w:id="-1">
+    <w:p>
+      <w:pPr>
+        <w:spacing w:after="0" w:line="240" w:lineRule="auto"/>
+      </w:pPr>
+      <w:r>
+        <w:separator/>
+      </w:r>
+    </w:p>
+  </w:endnote>
+  <w:endnote w:type="continuationSeparator" w:id="0">
+    <w:p>
+      <w:pPr>
+        <w:spacing w:after="0" w:line="240" w:lineRule="auto"/>
+      </w:pPr>
+      <w:r>
+        <w:continuationSeparator/>
+      </w:r>
+    </w:p>
+  </w:endnote>
+</w:endnotes>
+</file>
+
+<file path=word/footnotes.xml><?xml version="1.0" encoding="utf-8"?>
+<w:footnotes xmlns:wpc="http://schemas.microsoft.com/office/word/2010/wordprocessingCanvas" xmlns:cx="http://schemas.microsoft.com/office/drawing/2014/chartex" xmlns:cx1="http://schemas.microsoft.com/office/drawing/2015/9/8/chartex" xmlns:cx2="http://schemas.microsoft.com/office/drawing/2015/10/21/chartex" xmlns:cx3="http://schemas.microsoft.com/office/drawing/2016/5/9/chartex" xmlns:cx4="http://schemas.microsoft.com/office/drawing/2016/5/10/chartex" xmlns:cx5="http://schemas.microsoft.com/office/drawing/2016/5/11/chartex" xmlns:cx6="http://schemas.microsoft.com/office/drawing/2016/5/12/chartex" xmlns:cx7="http://schemas.microsoft.com/office/drawing/2016/5/13/chartex" xmlns:cx8="http://schemas.microsoft.com/office/drawing/2016/5/14/chartex" xmlns:mc="http://schemas.openxmlformats.org/markup-compatibility/2006" xmlns:aink="http://schemas.microsoft.com/office/drawing/2016/ink" xmlns:am3d="http://schemas.microsoft.com/office/drawing/2017/model3d" xmlns:o="urn:schemas-microsoft-com:office:office" xmlns:oel="http://schemas.microsoft.com/office/2019/extlst" xmlns:r="http://schemas.openxmlformats.org/officeDocument/2006/relationships" xmlns:m="http://schemas.openxmlformats.org/officeDocument/2006/math" xmlns:v="urn:schemas-microsoft-com:vml" xmlns:wp14="http://schemas.microsoft.com/office/word/2010/wordprocessingDrawing" xmlns:wp="http://schemas.openxmlformats.org/drawingml/2006/wordprocessingDrawing" xmlns:w10="urn:schemas-microsoft-com:office:word" xmlns:w="http://schemas.openxmlformats.org/wordprocessingml/2006/main" xmlns:w14="http://schemas.microsoft.com/office/word/2010/wordml" xmlns:w15="http://schemas.microsoft.com/office/word/2012/wordml" xmlns:w16cex="http://schemas.microsoft.com/office/word/2018/wordml/cex" xmlns:w16cid="http://schemas.microsoft.com/office/word/2016/wordml/cid" xmlns:w16="http://schemas.microsoft.com/office/word/2018/wordml" xmlns:w16du="http://schemas.microsoft.com/office/word/2023/wordml/word16du" xmlns:w16sdtdh="http://schemas.microsoft.com/office/word/2020/wordml/sdtdatahash" xmlns:w16sdtfl="http://schemas.microsoft.com/office/word/2024/wordml/sdtformatlock" xmlns:w16se="http://schemas.microsoft.com/office/word/2015/wordml/symex" xmlns:wpg="http://schemas.microsoft.com/office/word/2010/wordprocessingGroup" xmlns:wpi="http://schemas.microsoft.com/office/word/2010/wordprocessingInk" xmlns:wne="http://schemas.microsoft.com/office/word/2006/wordml" xmlns:wps="http://schemas.microsoft.com/office/word/2010/wordprocessingShape" mc:Ignorable="w14 w15 w16se w16cid w16 w16cex w16sdtdh w16sdtfl w16du wp14">
+  <w:footnote w:type="separator" w:id="-1">
+    <w:p>
+      <w:pPr>
+        <w:spacing w:after="0" w:line="240" w:lineRule="auto"/>
+      </w:pPr>
+      <w:r>
+        <w:separator/>
+      </w:r>
+    </w:p>
+  </w:footnote>
+  <w:footnote w:type="continuationSeparator" w:id="0">
+    <w:p>
+      <w:pPr>
+        <w:spacing w:after="0" w:line="240" w:lineRule="auto"/>
+      </w:pPr>
+      <w:r>
+        <w:continuationSeparator/>
+      </w:r>
+    </w:p>
+  </w:footnote>
+</w:footnotes>
 </file>
 
 <file path=word/styles.xml><?xml version="1.0" encoding="utf-8"?>
@@ -1729,6 +1768,66 @@
       <w:shd w:val="clear" w:color="auto" w:fill="E1DFDD"/>
     </w:rPr>
   </w:style>
+  <w:style w:type="paragraph" w:styleId="af0">
+    <w:name w:val="header"/>
+    <w:basedOn w:val="a"/>
+    <w:link w:val="af1"/>
+    <w:uiPriority w:val="99"/>
+    <w:unhideWhenUsed/>
+    <w:rsid w:val="003E4AAD"/>
+    <w:pPr>
+      <w:tabs>
+        <w:tab w:val="center" w:pos="4153"/>
+        <w:tab w:val="right" w:pos="8306"/>
+      </w:tabs>
+      <w:snapToGrid w:val="0"/>
+    </w:pPr>
+    <w:rPr>
+      <w:sz w:val="20"/>
+      <w:szCs w:val="20"/>
+    </w:rPr>
+  </w:style>
+  <w:style w:type="character" w:customStyle="1" w:styleId="af1">
+    <w:name w:val="頁首 字元"/>
+    <w:basedOn w:val="a0"/>
+    <w:link w:val="af0"/>
+    <w:uiPriority w:val="99"/>
+    <w:rsid w:val="003E4AAD"/>
+    <w:rPr>
+      <w:sz w:val="20"/>
+      <w:szCs w:val="20"/>
+    </w:rPr>
+  </w:style>
+  <w:style w:type="paragraph" w:styleId="af2">
+    <w:name w:val="footer"/>
+    <w:basedOn w:val="a"/>
+    <w:link w:val="af3"/>
+    <w:uiPriority w:val="99"/>
+    <w:unhideWhenUsed/>
+    <w:rsid w:val="003E4AAD"/>
+    <w:pPr>
+      <w:tabs>
+        <w:tab w:val="center" w:pos="4153"/>
+        <w:tab w:val="right" w:pos="8306"/>
+      </w:tabs>
+      <w:snapToGrid w:val="0"/>
+    </w:pPr>
+    <w:rPr>
+      <w:sz w:val="20"/>
+      <w:szCs w:val="20"/>
+    </w:rPr>
+  </w:style>
+  <w:style w:type="character" w:customStyle="1" w:styleId="af3">
+    <w:name w:val="頁尾 字元"/>
+    <w:basedOn w:val="a0"/>
+    <w:link w:val="af2"/>
+    <w:uiPriority w:val="99"/>
+    <w:rsid w:val="003E4AAD"/>
+    <w:rPr>
+      <w:sz w:val="20"/>
+      <w:szCs w:val="20"/>
+    </w:rPr>
+  </w:style>
 </w:styles>
 </file>
 

--- a/文件/初審前/複審簡報.docx
+++ b/文件/初審前/複審簡報.docx
@@ -69,11 +69,6 @@
       </w:r>
     </w:p>
     <w:p>
-      <w:pPr>
-        <w:rPr>
-          <w:rFonts w:hint="eastAsia"/>
-        </w:rPr>
-      </w:pPr>
       <w:r>
         <w:rPr>
           <w:rFonts w:hint="eastAsia"/>
@@ -87,27 +82,28 @@
         <w:rPr>
           <w:rFonts w:hint="eastAsia"/>
         </w:rPr>
-        <w:t>目前系統架構還缺想想的</w:t>
-      </w:r>
-      <w:r>
-        <w:rPr>
-          <w:rFonts w:hint="eastAsia"/>
-        </w:rPr>
-        <w:t>AI</w:t>
-      </w:r>
-      <w:r>
-        <w:rPr>
-          <w:rFonts w:hint="eastAsia"/>
-        </w:rPr>
-        <w:t>模型、是否要加程式的部分</w:t>
-      </w:r>
-    </w:p>
-    <w:p>
-      <w:pPr>
-        <w:rPr>
-          <w:rFonts w:hint="eastAsia"/>
-        </w:rPr>
-      </w:pPr>
+        <w:t>、是否要加程式的部分</w:t>
+      </w:r>
+    </w:p>
+    <w:p>
+      <w:r>
+        <w:rPr>
+          <w:rFonts w:hint="eastAsia"/>
+        </w:rPr>
+        <w:t>完成度</w:t>
+      </w:r>
+      <w:r>
+        <w:rPr>
+          <w:rFonts w:hint="eastAsia"/>
+        </w:rPr>
+        <w:t>88</w:t>
+      </w:r>
+      <w:r>
+        <w:rPr>
+          <w:rFonts w:hint="eastAsia"/>
+        </w:rPr>
+        <w:t>趴</w:t>
+      </w:r>
     </w:p>
     <w:p/>
     <w:p/>
